--- a/kpluz/docxs/Gen Sci/Q3_LE2.docx
+++ b/kpluz/docxs/Gen Sci/Q3_LE2.docx
@@ -40,7 +40,7 @@
           <w:szCs w:val="24"/>
         </w:rPr>
         <w:pict>
-          <v:rect id="_x0000_i1032" style="width:0;height:.75pt" o:hralign="center" o:hrstd="t" o:hr="t" fillcolor="#a0a0a0" stroked="f"/>
+          <v:rect id="_x0000_i1025" style="width:0;height:.75pt" o:hralign="center" o:hrstd="t" o:hr="t" fillcolor="#a0a0a0" stroked="f"/>
         </w:pict>
       </w:r>
     </w:p>
@@ -89,7 +89,7 @@
       </w:pPr>
       <w:r>
         <w:pict>
-          <v:rect id="_x0000_i1025" style="width:0;height:.75pt" o:hralign="center" o:hrstd="t" o:hr="t" fillcolor="#a0a0a0" stroked="f"/>
+          <v:rect id="_x0000_i1026" style="width:0;height:.75pt" o:hralign="center" o:hrstd="t" o:hr="t" fillcolor="#a0a0a0" stroked="f"/>
         </w:pict>
       </w:r>
     </w:p>
@@ -1467,7 +1467,7 @@
       </w:pPr>
       <w:r>
         <w:pict>
-          <v:rect id="_x0000_i1026" style="width:0;height:.75pt" o:hralign="center" o:hrstd="t" o:hr="t" fillcolor="#a0a0a0" stroked="f"/>
+          <v:rect id="_x0000_i1027" style="width:0;height:.75pt" o:hralign="center" o:hrstd="t" o:hr="t" fillcolor="#a0a0a0" stroked="f"/>
         </w:pict>
       </w:r>
     </w:p>
@@ -4526,7 +4526,7 @@
       <w:r>
         <w:lastRenderedPageBreak/>
         <w:pict>
-          <v:rect id="_x0000_i1027" style="width:0;height:.75pt" o:hralign="center" o:hrstd="t" o:hr="t" fillcolor="#a0a0a0" stroked="f"/>
+          <v:rect id="_x0000_i1028" style="width:0;height:.75pt" o:hralign="center" o:hrstd="t" o:hr="t" fillcolor="#a0a0a0" stroked="f"/>
         </w:pict>
       </w:r>
     </w:p>
@@ -5159,7 +5159,7 @@
           <w:szCs w:val="30"/>
         </w:rPr>
         <w:lastRenderedPageBreak/>
-        <w:t>The Four Stages of Cellular Respiration</w:t>
+        <w:t>ATP Yield in Eukaryotic Cells</w:t>
       </w:r>
     </w:p>
     <w:tbl>
@@ -5174,11 +5174,11 @@
         <w:tblLook w:val="04A0" w:firstRow="1" w:lastRow="0" w:firstColumn="1" w:lastColumn="0" w:noHBand="0" w:noVBand="1"/>
       </w:tblPr>
       <w:tblGrid>
-        <w:gridCol w:w="2440"/>
-        <w:gridCol w:w="2296"/>
-        <w:gridCol w:w="1566"/>
-        <w:gridCol w:w="1741"/>
-        <w:gridCol w:w="1557"/>
+        <w:gridCol w:w="2413"/>
+        <w:gridCol w:w="2307"/>
+        <w:gridCol w:w="1571"/>
+        <w:gridCol w:w="1750"/>
+        <w:gridCol w:w="1559"/>
       </w:tblGrid>
       <w:tr>
         <w:trPr>
@@ -5697,7 +5697,7 @@
                 <w:sz w:val="23"/>
                 <w:szCs w:val="23"/>
               </w:rPr>
-              <w:t>3. Citric Acid Cycle (Krebs Cycle)</w:t>
+              <w:t>3. Citric Acid Cycle</w:t>
             </w:r>
           </w:p>
         </w:tc>
@@ -5854,7 +5854,7 @@
                 <w:sz w:val="23"/>
                 <w:szCs w:val="23"/>
               </w:rPr>
-              <w:t>4. Electron Transport Chain and Chemiosmosis</w:t>
+              <w:t>4. Electron Transport Chain &amp; Chemiosmosis</w:t>
             </w:r>
           </w:p>
         </w:tc>
@@ -5978,46 +5978,149 @@
                 <w:sz w:val="23"/>
                 <w:szCs w:val="23"/>
               </w:rPr>
-              <w:t>~34 ATP</w:t>
-            </w:r>
-          </w:p>
-        </w:tc>
+              <w:t>~26–28 ATP</w:t>
+            </w:r>
+          </w:p>
+        </w:tc>
+      </w:tr>
+      <w:tr>
+        <w:tc>
+          <w:tcPr>
+            <w:tcW w:w="0" w:type="auto"/>
+            <w:tcMar>
+              <w:top w:w="150" w:type="dxa"/>
+              <w:left w:w="0" w:type="dxa"/>
+              <w:bottom w:w="150" w:type="dxa"/>
+              <w:right w:w="240" w:type="dxa"/>
+            </w:tcMar>
+            <w:vAlign w:val="center"/>
+            <w:hideMark/>
+          </w:tcPr>
+          <w:p>
+            <w:pPr>
+              <w:spacing w:line="375" w:lineRule="atLeast"/>
+              <w:rPr>
+                <w:rFonts w:ascii="Segoe UI" w:hAnsi="Segoe UI" w:cs="Segoe UI"/>
+                <w:sz w:val="23"/>
+                <w:szCs w:val="23"/>
+              </w:rPr>
+            </w:pPr>
+            <w:r>
+              <w:rPr>
+                <w:rStyle w:val="Strong"/>
+                <w:rFonts w:ascii="Segoe UI" w:hAnsi="Segoe UI" w:cs="Segoe UI"/>
+                <w:sz w:val="23"/>
+                <w:szCs w:val="23"/>
+              </w:rPr>
+              <w:t>Total</w:t>
+            </w:r>
+          </w:p>
+        </w:tc>
+        <w:tc>
+          <w:tcPr>
+            <w:tcW w:w="0" w:type="auto"/>
+            <w:tcMar>
+              <w:top w:w="150" w:type="dxa"/>
+              <w:left w:w="240" w:type="dxa"/>
+              <w:bottom w:w="150" w:type="dxa"/>
+              <w:right w:w="240" w:type="dxa"/>
+            </w:tcMar>
+            <w:vAlign w:val="center"/>
+            <w:hideMark/>
+          </w:tcPr>
+          <w:p>
+            <w:pPr>
+              <w:spacing w:line="375" w:lineRule="atLeast"/>
+              <w:rPr>
+                <w:rFonts w:ascii="Segoe UI" w:hAnsi="Segoe UI" w:cs="Segoe UI"/>
+                <w:sz w:val="23"/>
+                <w:szCs w:val="23"/>
+              </w:rPr>
+            </w:pPr>
+          </w:p>
+        </w:tc>
+        <w:tc>
+          <w:tcPr>
+            <w:tcW w:w="0" w:type="auto"/>
+            <w:tcMar>
+              <w:top w:w="150" w:type="dxa"/>
+              <w:left w:w="240" w:type="dxa"/>
+              <w:bottom w:w="150" w:type="dxa"/>
+              <w:right w:w="240" w:type="dxa"/>
+            </w:tcMar>
+            <w:vAlign w:val="center"/>
+            <w:hideMark/>
+          </w:tcPr>
+          <w:p>
+            <w:pPr>
+              <w:spacing w:line="375" w:lineRule="atLeast"/>
+              <w:rPr>
+                <w:rFonts w:ascii="Segoe UI" w:hAnsi="Segoe UI" w:cs="Segoe UI"/>
+                <w:sz w:val="23"/>
+                <w:szCs w:val="23"/>
+              </w:rPr>
+            </w:pPr>
+          </w:p>
+        </w:tc>
+        <w:tc>
+          <w:tcPr>
+            <w:tcW w:w="0" w:type="auto"/>
+            <w:tcMar>
+              <w:top w:w="150" w:type="dxa"/>
+              <w:left w:w="240" w:type="dxa"/>
+              <w:bottom w:w="150" w:type="dxa"/>
+              <w:right w:w="240" w:type="dxa"/>
+            </w:tcMar>
+            <w:vAlign w:val="center"/>
+            <w:hideMark/>
+          </w:tcPr>
+          <w:p>
+            <w:pPr>
+              <w:spacing w:line="375" w:lineRule="atLeast"/>
+              <w:rPr>
+                <w:rFonts w:ascii="Segoe UI" w:hAnsi="Segoe UI" w:cs="Segoe UI"/>
+                <w:sz w:val="23"/>
+                <w:szCs w:val="23"/>
+              </w:rPr>
+            </w:pPr>
+          </w:p>
+        </w:tc>
+        <w:tc>
+          <w:tcPr>
+            <w:tcW w:w="0" w:type="auto"/>
+            <w:tcMar>
+              <w:top w:w="150" w:type="dxa"/>
+              <w:left w:w="240" w:type="dxa"/>
+              <w:bottom w:w="150" w:type="dxa"/>
+              <w:right w:w="0" w:type="dxa"/>
+            </w:tcMar>
+            <w:vAlign w:val="center"/>
+            <w:hideMark/>
+          </w:tcPr>
+          <w:p>
+            <w:pPr>
+              <w:spacing w:line="375" w:lineRule="atLeast"/>
+              <w:rPr>
+                <w:rFonts w:ascii="Segoe UI" w:hAnsi="Segoe UI" w:cs="Segoe UI"/>
+                <w:sz w:val="23"/>
+                <w:szCs w:val="23"/>
+              </w:rPr>
+            </w:pPr>
+            <w:r>
+              <w:rPr>
+                <w:rStyle w:val="Strong"/>
+                <w:rFonts w:ascii="Segoe UI" w:hAnsi="Segoe UI" w:cs="Segoe UI"/>
+                <w:sz w:val="23"/>
+                <w:szCs w:val="23"/>
+              </w:rPr>
+              <w:t>~30–32 ATP</w:t>
+            </w:r>
+          </w:p>
+        </w:tc>
+        <w:bookmarkStart w:id="0" w:name="_GoBack"/>
+        <w:bookmarkEnd w:id="0"/>
       </w:tr>
     </w:tbl>
-    <w:p>
-      <w:pPr>
-        <w:pStyle w:val="ds-markdown-paragraph"/>
-        <w:shd w:val="clear" w:color="auto" w:fill="FFFFFF"/>
-        <w:spacing w:before="240" w:beforeAutospacing="0" w:after="240" w:afterAutospacing="0"/>
-        <w:rPr>
-          <w:rFonts w:ascii="Segoe UI" w:hAnsi="Segoe UI" w:cs="Segoe UI"/>
-          <w:color w:val="0F1115"/>
-        </w:rPr>
-      </w:pPr>
-      <w:r>
-        <w:rPr>
-          <w:rStyle w:val="Strong"/>
-          <w:rFonts w:ascii="Segoe UI" w:hAnsi="Segoe UI" w:cs="Segoe UI"/>
-          <w:color w:val="0F1115"/>
-        </w:rPr>
-        <w:t>Total ATP per glucose molecule:</w:t>
-      </w:r>
-      <w:r>
-        <w:rPr>
-          <w:rFonts w:ascii="Segoe UI" w:hAnsi="Segoe UI" w:cs="Segoe UI"/>
-          <w:color w:val="0F1115"/>
-        </w:rPr>
-        <w:t xml:space="preserve"> Approximately </w:t>
-      </w:r>
-      <w:r>
-        <w:rPr>
-          <w:rStyle w:val="Strong"/>
-          <w:rFonts w:ascii="Segoe UI" w:hAnsi="Segoe UI" w:cs="Segoe UI"/>
-          <w:color w:val="0F1115"/>
-        </w:rPr>
-        <w:t>36–38 ATP</w:t>
-      </w:r>
-    </w:p>
     <w:p>
       <w:pPr>
         <w:pStyle w:val="Heading3"/>
@@ -7048,7 +7151,7 @@
       <w:r>
         <w:lastRenderedPageBreak/>
         <w:pict>
-          <v:rect id="_x0000_i1028" style="width:0;height:.75pt" o:hralign="center" o:hrstd="t" o:hr="t" fillcolor="#a0a0a0" stroked="f"/>
+          <v:rect id="_x0000_i1029" style="width:0;height:.75pt" o:hralign="center" o:hrstd="t" o:hr="t" fillcolor="#a0a0a0" stroked="f"/>
         </w:pict>
       </w:r>
     </w:p>
@@ -7862,7 +7965,7 @@
       <w:r>
         <w:lastRenderedPageBreak/>
         <w:pict>
-          <v:rect id="_x0000_i1029" style="width:0;height:.75pt" o:hralign="center" o:hrstd="t" o:hr="t" fillcolor="#a0a0a0" stroked="f"/>
+          <v:rect id="_x0000_i1030" style="width:0;height:.75pt" o:hralign="center" o:hrstd="t" o:hr="t" fillcolor="#a0a0a0" stroked="f"/>
         </w:pict>
       </w:r>
     </w:p>
@@ -9642,7 +9745,7 @@
       <w:r>
         <w:lastRenderedPageBreak/>
         <w:pict>
-          <v:rect id="_x0000_i1030" style="width:0;height:.75pt" o:hralign="center" o:hrstd="t" o:hr="t" fillcolor="#a0a0a0" stroked="f"/>
+          <v:rect id="_x0000_i1031" style="width:0;height:.75pt" o:hralign="center" o:hrstd="t" o:hr="t" fillcolor="#a0a0a0" stroked="f"/>
         </w:pict>
       </w:r>
     </w:p>
@@ -10743,8 +10846,6 @@
       <w:r>
         <w:br w:type="page"/>
       </w:r>
-      <w:bookmarkStart w:id="0" w:name="_GoBack"/>
-      <w:bookmarkEnd w:id="0"/>
     </w:p>
     <w:p>
       <w:pPr>
@@ -10758,7 +10859,7 @@
       <w:r>
         <w:lastRenderedPageBreak/>
         <w:pict>
-          <v:rect id="_x0000_i1031" style="width:0;height:.75pt" o:hralign="center" o:hrstd="t" o:hr="t" fillcolor="#a0a0a0" stroked="f"/>
+          <v:rect id="_x0000_i1032" style="width:0;height:.75pt" o:hralign="center" o:hrstd="t" o:hr="t" fillcolor="#a0a0a0" stroked="f"/>
         </w:pict>
       </w:r>
     </w:p>
